--- a/dataset/guides/SW/guide/IT-SW-003_업무용 SW 실행·오류 대응 가이드.docx
+++ b/dataset/guides/SW/guide/IT-SW-003_업무용 SW 실행·오류 대응 가이드.docx
@@ -2,7 +2,6 @@
 <file path=word/document.xml><?xml version="1.0" encoding="utf-8"?>
 <w:document xmlns:wpc="http://schemas.microsoft.com/office/word/2010/wordprocessingCanvas" xmlns:mo="http://schemas.microsoft.com/office/mac/office/2008/main" xmlns:mc="http://schemas.openxmlformats.org/markup-compatibility/2006" xmlns:mv="urn:schemas-microsoft-com:mac:vml" xmlns:o="urn:schemas-microsoft-com:office:office" xmlns:r="http://schemas.openxmlformats.org/officeDocument/2006/relationships" xmlns:m="http://schemas.openxmlformats.org/officeDocument/2006/math" xmlns:v="urn:schemas-microsoft-com:vml" xmlns:wp14="http://schemas.microsoft.com/office/word/2010/wordprocessingDrawing" xmlns:wp="http://schemas.openxmlformats.org/drawingml/2006/wordprocessingDrawing" xmlns:w10="urn:schemas-microsoft-com:office:word" xmlns:w="http://schemas.openxmlformats.org/wordprocessingml/2006/main" xmlns:w14="http://schemas.microsoft.com/office/word/2010/wordml" xmlns:wpg="http://schemas.microsoft.com/office/word/2010/wordprocessingGroup" xmlns:wpi="http://schemas.microsoft.com/office/word/2010/wordprocessingInk" xmlns:wne="http://schemas.microsoft.com/office/word/2006/wordml" xmlns:wps="http://schemas.microsoft.com/office/word/2010/wordprocessingShape" mc:Ignorable="w14 wp14">
   <w:body>
-    <w:p/>
     <w:p>
       <w:pPr>
         <w:pStyle w:val="Title"/>
@@ -39,11 +38,6 @@
       </w:r>
     </w:p>
     <w:p>
-      <w:r>
-        <w:br w:type="page"/>
-      </w:r>
-    </w:p>
-    <w:p>
       <w:pPr>
         <w:pStyle w:val="Heading1"/>
       </w:pPr>
@@ -54,6 +48,8 @@
     <w:p>
       <w:pPr>
         <w:pStyle w:val="Heading1"/>
+        <w:keepNext/>
+        <w:pageBreakBefore w:val="0"/>
       </w:pPr>
       <w:r>
         <w:t>오류 발생 시 확인사항</w:t>
@@ -62,6 +58,7 @@
     <w:p>
       <w:pPr>
         <w:pStyle w:val="Heading2"/>
+        <w:keepNext/>
       </w:pPr>
       <w:r>
         <w:t>1. 증상별 참고 페이지</w:t>
@@ -78,12 +75,20 @@
         <w:gridCol w:w="4824"/>
       </w:tblGrid>
       <w:tr>
+        <w:trPr>
+          <w:cantSplit/>
+          <w:tblHeader/>
+        </w:trPr>
         <w:tc>
           <w:tcPr>
             <w:tcW w:type="dxa" w:w="4824"/>
             <w:shd w:val="clear" w:color="auto" w:fill="1F3A5F"/>
           </w:tcPr>
           <w:p>
+            <w:pPr>
+              <w:keepNext/>
+              <w:spacing w:after="40" w:before="40"/>
+            </w:pPr>
             <w:r/>
             <w:r>
               <w:rPr>
@@ -101,6 +106,10 @@
             <w:shd w:val="clear" w:color="auto" w:fill="1F3A5F"/>
           </w:tcPr>
           <w:p>
+            <w:pPr>
+              <w:keepNext/>
+              <w:spacing w:after="40" w:before="40"/>
+            </w:pPr>
             <w:r/>
             <w:r>
               <w:rPr>
@@ -114,12 +123,19 @@
         </w:tc>
       </w:tr>
       <w:tr>
+        <w:trPr>
+          <w:cantSplit/>
+        </w:trPr>
         <w:tc>
           <w:tcPr>
             <w:tcW w:type="dxa" w:w="4824"/>
             <w:shd w:val="clear" w:color="auto" w:fill="EDEFF3"/>
           </w:tcPr>
           <w:p>
+            <w:pPr>
+              <w:keepNext/>
+              <w:spacing w:after="40" w:before="40"/>
+            </w:pPr>
             <w:r/>
             <w:r>
               <w:rPr>
@@ -135,6 +151,10 @@
             <w:tcW w:type="dxa" w:w="4824"/>
           </w:tcPr>
           <w:p>
+            <w:pPr>
+              <w:keepNext/>
+              <w:spacing w:after="40" w:before="40"/>
+            </w:pPr>
             <w:r/>
             <w:r>
               <w:rPr>
@@ -146,12 +166,19 @@
         </w:tc>
       </w:tr>
       <w:tr>
+        <w:trPr>
+          <w:cantSplit/>
+        </w:trPr>
         <w:tc>
           <w:tcPr>
             <w:tcW w:type="dxa" w:w="4824"/>
             <w:shd w:val="clear" w:color="auto" w:fill="EDEFF3"/>
           </w:tcPr>
           <w:p>
+            <w:pPr>
+              <w:keepNext/>
+              <w:spacing w:after="40" w:before="40"/>
+            </w:pPr>
             <w:r/>
             <w:r>
               <w:rPr>
@@ -167,6 +194,10 @@
             <w:tcW w:type="dxa" w:w="4824"/>
           </w:tcPr>
           <w:p>
+            <w:pPr>
+              <w:keepNext/>
+              <w:spacing w:after="40" w:before="40"/>
+            </w:pPr>
             <w:r/>
             <w:r>
               <w:rPr>
@@ -178,12 +209,19 @@
         </w:tc>
       </w:tr>
       <w:tr>
+        <w:trPr>
+          <w:cantSplit/>
+        </w:trPr>
         <w:tc>
           <w:tcPr>
             <w:tcW w:type="dxa" w:w="4824"/>
             <w:shd w:val="clear" w:color="auto" w:fill="EDEFF3"/>
           </w:tcPr>
           <w:p>
+            <w:pPr>
+              <w:keepNext/>
+              <w:spacing w:after="40" w:before="40"/>
+            </w:pPr>
             <w:r/>
             <w:r>
               <w:rPr>
@@ -199,6 +237,10 @@
             <w:tcW w:type="dxa" w:w="4824"/>
           </w:tcPr>
           <w:p>
+            <w:pPr>
+              <w:keepNext/>
+              <w:spacing w:after="40" w:before="40"/>
+            </w:pPr>
             <w:r/>
             <w:r>
               <w:rPr>
@@ -210,12 +252,19 @@
         </w:tc>
       </w:tr>
       <w:tr>
+        <w:trPr>
+          <w:cantSplit/>
+        </w:trPr>
         <w:tc>
           <w:tcPr>
             <w:tcW w:type="dxa" w:w="4824"/>
             <w:shd w:val="clear" w:color="auto" w:fill="EDEFF3"/>
           </w:tcPr>
           <w:p>
+            <w:pPr>
+              <w:keepNext/>
+              <w:spacing w:after="40" w:before="40"/>
+            </w:pPr>
             <w:r/>
             <w:r>
               <w:rPr>
@@ -231,6 +280,10 @@
             <w:tcW w:type="dxa" w:w="4824"/>
           </w:tcPr>
           <w:p>
+            <w:pPr>
+              <w:keepNext/>
+              <w:spacing w:after="40" w:before="40"/>
+            </w:pPr>
             <w:r/>
             <w:r>
               <w:rPr>
@@ -242,12 +295,19 @@
         </w:tc>
       </w:tr>
       <w:tr>
+        <w:trPr>
+          <w:cantSplit/>
+        </w:trPr>
         <w:tc>
           <w:tcPr>
             <w:tcW w:type="dxa" w:w="4824"/>
             <w:shd w:val="clear" w:color="auto" w:fill="EDEFF3"/>
           </w:tcPr>
           <w:p>
+            <w:pPr>
+              <w:keepNext/>
+              <w:spacing w:after="40" w:before="40"/>
+            </w:pPr>
             <w:r/>
             <w:r>
               <w:rPr>
@@ -263,6 +323,10 @@
             <w:tcW w:type="dxa" w:w="4824"/>
           </w:tcPr>
           <w:p>
+            <w:pPr>
+              <w:keepNext/>
+              <w:spacing w:after="40" w:before="40"/>
+            </w:pPr>
             <w:r/>
             <w:r>
               <w:rPr>
@@ -274,12 +338,19 @@
         </w:tc>
       </w:tr>
       <w:tr>
+        <w:trPr>
+          <w:cantSplit/>
+        </w:trPr>
         <w:tc>
           <w:tcPr>
             <w:tcW w:type="dxa" w:w="4824"/>
             <w:shd w:val="clear" w:color="auto" w:fill="EDEFF3"/>
           </w:tcPr>
           <w:p>
+            <w:pPr>
+              <w:keepNext/>
+              <w:spacing w:after="40" w:before="40"/>
+            </w:pPr>
             <w:r/>
             <w:r>
               <w:rPr>
@@ -295,6 +366,10 @@
             <w:tcW w:type="dxa" w:w="4824"/>
           </w:tcPr>
           <w:p>
+            <w:pPr>
+              <w:keepNext/>
+              <w:spacing w:after="40" w:before="40"/>
+            </w:pPr>
             <w:r/>
             <w:r>
               <w:rPr>
@@ -306,12 +381,19 @@
         </w:tc>
       </w:tr>
       <w:tr>
+        <w:trPr>
+          <w:cantSplit/>
+        </w:trPr>
         <w:tc>
           <w:tcPr>
             <w:tcW w:type="dxa" w:w="4824"/>
             <w:shd w:val="clear" w:color="auto" w:fill="EDEFF3"/>
           </w:tcPr>
           <w:p>
+            <w:pPr>
+              <w:keepNext/>
+              <w:spacing w:after="40" w:before="40"/>
+            </w:pPr>
             <w:r/>
             <w:r>
               <w:rPr>
@@ -327,6 +409,10 @@
             <w:tcW w:type="dxa" w:w="4824"/>
           </w:tcPr>
           <w:p>
+            <w:pPr>
+              <w:keepNext/>
+              <w:spacing w:after="40" w:before="40"/>
+            </w:pPr>
             <w:r/>
             <w:r>
               <w:rPr>
@@ -338,12 +424,19 @@
         </w:tc>
       </w:tr>
       <w:tr>
+        <w:trPr>
+          <w:cantSplit/>
+        </w:trPr>
         <w:tc>
           <w:tcPr>
             <w:tcW w:type="dxa" w:w="4824"/>
             <w:shd w:val="clear" w:color="auto" w:fill="EDEFF3"/>
           </w:tcPr>
           <w:p>
+            <w:pPr>
+              <w:keepNext w:val="0"/>
+              <w:spacing w:after="40" w:before="40"/>
+            </w:pPr>
             <w:r/>
             <w:r>
               <w:rPr>
@@ -359,6 +452,10 @@
             <w:tcW w:type="dxa" w:w="4824"/>
           </w:tcPr>
           <w:p>
+            <w:pPr>
+              <w:keepNext w:val="0"/>
+              <w:spacing w:after="40" w:before="40"/>
+            </w:pPr>
             <w:r/>
             <w:r>
               <w:rPr>
@@ -370,10 +467,11 @@
         </w:tc>
       </w:tr>
     </w:tbl>
-    <w:p/>
     <w:p>
       <w:pPr>
         <w:pStyle w:val="Heading1"/>
+        <w:keepNext/>
+        <w:pageBreakBefore w:val="0"/>
       </w:pPr>
       <w:r>
         <w:t>오류 발생 시 확인사항</w:t>
@@ -404,6 +502,9 @@
       </w:r>
     </w:p>
     <w:p>
+      <w:pPr>
+        <w:keepNext/>
+      </w:pPr>
       <w:r>
         <w:rPr/>
         <w:t>창 닫기가 아닌 완전 종료</w:t>
@@ -418,6 +519,9 @@
       </w:r>
     </w:p>
     <w:p>
+      <w:pPr>
+        <w:keepNext/>
+      </w:pPr>
       <w:r>
         <w:rPr/>
         <w:t>종료 후 켜기보다 확실</w:t>
@@ -432,6 +536,9 @@
       </w:r>
     </w:p>
     <w:p>
+      <w:pPr>
+        <w:keepNext/>
+      </w:pPr>
       <w:r>
         <w:rPr/>
         <w:t>최신 버전 여부 확인</w:t>
@@ -460,6 +567,9 @@
       </w:r>
     </w:p>
     <w:p>
+      <w:pPr>
+        <w:keepNext/>
+      </w:pPr>
       <w:r>
         <w:rPr/>
         <w:t>오래된 임시 데이터 삭제</w:t>
@@ -474,6 +584,9 @@
       </w:r>
     </w:p>
     <w:p>
+      <w:pPr>
+        <w:keepNext/>
+      </w:pPr>
       <w:r>
         <w:rPr/>
         <w:t>덧붙인 기능 원인 여부</w:t>
@@ -488,6 +601,9 @@
       </w:r>
     </w:p>
     <w:p>
+      <w:pPr>
+        <w:keepNext/>
+      </w:pPr>
       <w:r>
         <w:rPr/>
         <w:t>추가 기능 없이 실행</w:t>
@@ -502,6 +618,9 @@
       </w:r>
     </w:p>
     <w:p>
+      <w:pPr>
+        <w:keepNext/>
+      </w:pPr>
       <w:r>
         <w:rPr/>
         <w:t>손상 파일 복구</w:t>
@@ -536,11 +655,6 @@
       </w:r>
     </w:p>
     <w:p>
-      <w:r>
-        <w:br w:type="page"/>
-      </w:r>
-    </w:p>
-    <w:p>
       <w:pPr>
         <w:pStyle w:val="Heading1"/>
       </w:pPr>
@@ -551,6 +665,8 @@
     <w:p>
       <w:pPr>
         <w:pStyle w:val="Heading1"/>
+        <w:keepNext/>
+        <w:pageBreakBefore w:val="0"/>
       </w:pPr>
       <w:r>
         <w:t>[Windows/macOS] 기본 조치 방법</w:t>
@@ -559,6 +675,7 @@
     <w:p>
       <w:pPr>
         <w:pStyle w:val="Heading2"/>
+        <w:keepNext/>
       </w:pPr>
       <w:r>
         <w:t>1) 완전 종료 · 다시 시작 (①·②)</w:t>
@@ -576,12 +693,20 @@
         <w:gridCol w:w="3216"/>
       </w:tblGrid>
       <w:tr>
+        <w:trPr>
+          <w:cantSplit/>
+          <w:tblHeader/>
+        </w:trPr>
         <w:tc>
           <w:tcPr>
             <w:tcW w:type="dxa" w:w="3216"/>
             <w:shd w:val="clear" w:color="auto" w:fill="1F3A5F"/>
           </w:tcPr>
           <w:p>
+            <w:pPr>
+              <w:keepNext/>
+              <w:spacing w:after="40" w:before="40"/>
+            </w:pPr>
             <w:r/>
             <w:r>
               <w:rPr>
@@ -599,6 +724,10 @@
             <w:shd w:val="clear" w:color="auto" w:fill="1F3A5F"/>
           </w:tcPr>
           <w:p>
+            <w:pPr>
+              <w:keepNext/>
+              <w:spacing w:after="40" w:before="40"/>
+            </w:pPr>
             <w:r/>
             <w:r>
               <w:rPr>
@@ -616,6 +745,10 @@
             <w:shd w:val="clear" w:color="auto" w:fill="1F3A5F"/>
           </w:tcPr>
           <w:p>
+            <w:pPr>
+              <w:keepNext/>
+              <w:spacing w:after="40" w:before="40"/>
+            </w:pPr>
             <w:r/>
             <w:r>
               <w:rPr>
@@ -629,12 +762,19 @@
         </w:tc>
       </w:tr>
       <w:tr>
+        <w:trPr>
+          <w:cantSplit/>
+        </w:trPr>
         <w:tc>
           <w:tcPr>
             <w:tcW w:type="dxa" w:w="3216"/>
             <w:shd w:val="clear" w:color="auto" w:fill="EDEFF3"/>
           </w:tcPr>
           <w:p>
+            <w:pPr>
+              <w:keepNext/>
+              <w:spacing w:after="40" w:before="40"/>
+            </w:pPr>
             <w:r/>
             <w:r>
               <w:rPr>
@@ -650,6 +790,10 @@
             <w:tcW w:type="dxa" w:w="3216"/>
           </w:tcPr>
           <w:p>
+            <w:pPr>
+              <w:keepNext/>
+              <w:spacing w:after="40" w:before="40"/>
+            </w:pPr>
             <w:r/>
             <w:r>
               <w:rPr>
@@ -671,6 +815,10 @@
             <w:tcW w:type="dxa" w:w="3216"/>
           </w:tcPr>
           <w:p>
+            <w:pPr>
+              <w:keepNext/>
+              <w:spacing w:after="40" w:before="40"/>
+            </w:pPr>
             <w:r/>
             <w:r>
               <w:rPr>
@@ -689,12 +837,19 @@
         </w:tc>
       </w:tr>
       <w:tr>
+        <w:trPr>
+          <w:cantSplit/>
+        </w:trPr>
         <w:tc>
           <w:tcPr>
             <w:tcW w:type="dxa" w:w="3216"/>
             <w:shd w:val="clear" w:color="auto" w:fill="EDEFF3"/>
           </w:tcPr>
           <w:p>
+            <w:pPr>
+              <w:keepNext/>
+              <w:spacing w:after="40" w:before="40"/>
+            </w:pPr>
             <w:r/>
             <w:r>
               <w:rPr>
@@ -710,6 +865,10 @@
             <w:tcW w:type="dxa" w:w="3216"/>
           </w:tcPr>
           <w:p>
+            <w:pPr>
+              <w:keepNext/>
+              <w:spacing w:after="40" w:before="40"/>
+            </w:pPr>
             <w:r/>
             <w:r>
               <w:rPr>
@@ -724,6 +883,10 @@
             <w:tcW w:type="dxa" w:w="3216"/>
           </w:tcPr>
           <w:p>
+            <w:pPr>
+              <w:keepNext/>
+              <w:spacing w:after="40" w:before="40"/>
+            </w:pPr>
             <w:r/>
             <w:r>
               <w:rPr>
@@ -735,12 +898,19 @@
         </w:tc>
       </w:tr>
       <w:tr>
+        <w:trPr>
+          <w:cantSplit/>
+        </w:trPr>
         <w:tc>
           <w:tcPr>
             <w:tcW w:type="dxa" w:w="3216"/>
             <w:shd w:val="clear" w:color="auto" w:fill="EDEFF3"/>
           </w:tcPr>
           <w:p>
+            <w:pPr>
+              <w:keepNext/>
+              <w:spacing w:after="40" w:before="40"/>
+            </w:pPr>
             <w:r/>
             <w:r>
               <w:rPr>
@@ -756,6 +926,10 @@
             <w:tcW w:type="dxa" w:w="3216"/>
           </w:tcPr>
           <w:p>
+            <w:pPr>
+              <w:keepNext/>
+              <w:spacing w:after="40" w:before="40"/>
+            </w:pPr>
             <w:r/>
             <w:r>
               <w:rPr>
@@ -777,6 +951,10 @@
             <w:tcW w:type="dxa" w:w="3216"/>
           </w:tcPr>
           <w:p>
+            <w:pPr>
+              <w:keepNext/>
+              <w:spacing w:after="40" w:before="40"/>
+            </w:pPr>
             <w:r/>
             <w:r>
               <w:rPr>
@@ -795,12 +973,19 @@
         </w:tc>
       </w:tr>
       <w:tr>
+        <w:trPr>
+          <w:cantSplit/>
+        </w:trPr>
         <w:tc>
           <w:tcPr>
             <w:tcW w:type="dxa" w:w="3216"/>
             <w:shd w:val="clear" w:color="auto" w:fill="EDEFF3"/>
           </w:tcPr>
           <w:p>
+            <w:pPr>
+              <w:keepNext w:val="0"/>
+              <w:spacing w:after="40" w:before="40"/>
+            </w:pPr>
             <w:r/>
             <w:r>
               <w:rPr>
@@ -816,6 +1001,10 @@
             <w:tcW w:type="dxa" w:w="3216"/>
           </w:tcPr>
           <w:p>
+            <w:pPr>
+              <w:keepNext w:val="0"/>
+              <w:spacing w:after="40" w:before="40"/>
+            </w:pPr>
             <w:r/>
             <w:r>
               <w:rPr>
@@ -830,6 +1019,10 @@
             <w:tcW w:type="dxa" w:w="3216"/>
           </w:tcPr>
           <w:p>
+            <w:pPr>
+              <w:keepNext w:val="0"/>
+              <w:spacing w:after="40" w:before="40"/>
+            </w:pPr>
             <w:r/>
             <w:r>
               <w:rPr>
@@ -841,7 +1034,6 @@
         </w:tc>
       </w:tr>
     </w:tbl>
-    <w:p/>
     <w:p>
       <w:r>
         <w:rPr/>
@@ -851,6 +1043,8 @@
     <w:p>
       <w:pPr>
         <w:pStyle w:val="Heading1"/>
+        <w:keepNext/>
+        <w:pageBreakBefore w:val="0"/>
       </w:pPr>
       <w:r>
         <w:t>[Windows/macOS] 기본 조치 방법</w:t>
@@ -859,6 +1053,7 @@
     <w:p>
       <w:pPr>
         <w:pStyle w:val="Heading2"/>
+        <w:keepNext/>
       </w:pPr>
       <w:r>
         <w:t>2) 버전 확인 · 업데이트 (③·④)</w:t>
@@ -876,12 +1071,20 @@
         <w:gridCol w:w="3216"/>
       </w:tblGrid>
       <w:tr>
+        <w:trPr>
+          <w:cantSplit/>
+          <w:tblHeader/>
+        </w:trPr>
         <w:tc>
           <w:tcPr>
             <w:tcW w:type="dxa" w:w="3216"/>
             <w:shd w:val="clear" w:color="auto" w:fill="1F3A5F"/>
           </w:tcPr>
           <w:p>
+            <w:pPr>
+              <w:keepNext/>
+              <w:spacing w:after="40" w:before="40"/>
+            </w:pPr>
             <w:r/>
             <w:r>
               <w:rPr>
@@ -899,6 +1102,10 @@
             <w:shd w:val="clear" w:color="auto" w:fill="1F3A5F"/>
           </w:tcPr>
           <w:p>
+            <w:pPr>
+              <w:keepNext/>
+              <w:spacing w:after="40" w:before="40"/>
+            </w:pPr>
             <w:r/>
             <w:r>
               <w:rPr>
@@ -916,6 +1123,10 @@
             <w:shd w:val="clear" w:color="auto" w:fill="1F3A5F"/>
           </w:tcPr>
           <w:p>
+            <w:pPr>
+              <w:keepNext/>
+              <w:spacing w:after="40" w:before="40"/>
+            </w:pPr>
             <w:r/>
             <w:r>
               <w:rPr>
@@ -929,12 +1140,19 @@
         </w:tc>
       </w:tr>
       <w:tr>
+        <w:trPr>
+          <w:cantSplit/>
+        </w:trPr>
         <w:tc>
           <w:tcPr>
             <w:tcW w:type="dxa" w:w="3216"/>
             <w:shd w:val="clear" w:color="auto" w:fill="EDEFF3"/>
           </w:tcPr>
           <w:p>
+            <w:pPr>
+              <w:keepNext/>
+              <w:spacing w:after="40" w:before="40"/>
+            </w:pPr>
             <w:r/>
             <w:r>
               <w:rPr>
@@ -950,6 +1168,10 @@
             <w:tcW w:type="dxa" w:w="3216"/>
           </w:tcPr>
           <w:p>
+            <w:pPr>
+              <w:keepNext/>
+              <w:spacing w:after="40" w:before="40"/>
+            </w:pPr>
             <w:r/>
             <w:r>
               <w:rPr>
@@ -977,6 +1199,10 @@
             <w:tcW w:type="dxa" w:w="3216"/>
           </w:tcPr>
           <w:p>
+            <w:pPr>
+              <w:keepNext/>
+              <w:spacing w:after="40" w:before="40"/>
+            </w:pPr>
             <w:r/>
             <w:r>
               <w:rPr>
@@ -988,12 +1214,19 @@
         </w:tc>
       </w:tr>
       <w:tr>
+        <w:trPr>
+          <w:cantSplit/>
+        </w:trPr>
         <w:tc>
           <w:tcPr>
             <w:tcW w:type="dxa" w:w="3216"/>
             <w:shd w:val="clear" w:color="auto" w:fill="EDEFF3"/>
           </w:tcPr>
           <w:p>
+            <w:pPr>
+              <w:keepNext/>
+              <w:spacing w:after="40" w:before="40"/>
+            </w:pPr>
             <w:r/>
             <w:r>
               <w:rPr>
@@ -1009,6 +1242,10 @@
             <w:tcW w:type="dxa" w:w="3216"/>
           </w:tcPr>
           <w:p>
+            <w:pPr>
+              <w:keepNext/>
+              <w:spacing w:after="40" w:before="40"/>
+            </w:pPr>
             <w:r/>
             <w:r>
               <w:rPr>
@@ -1023,6 +1260,10 @@
             <w:tcW w:type="dxa" w:w="3216"/>
           </w:tcPr>
           <w:p>
+            <w:pPr>
+              <w:keepNext/>
+              <w:spacing w:after="40" w:before="40"/>
+            </w:pPr>
             <w:r/>
             <w:r>
               <w:rPr>
@@ -1034,12 +1275,19 @@
         </w:tc>
       </w:tr>
       <w:tr>
+        <w:trPr>
+          <w:cantSplit/>
+        </w:trPr>
         <w:tc>
           <w:tcPr>
             <w:tcW w:type="dxa" w:w="3216"/>
             <w:shd w:val="clear" w:color="auto" w:fill="EDEFF3"/>
           </w:tcPr>
           <w:p>
+            <w:pPr>
+              <w:keepNext/>
+              <w:spacing w:after="40" w:before="40"/>
+            </w:pPr>
             <w:r/>
             <w:r>
               <w:rPr>
@@ -1055,6 +1303,10 @@
             <w:tcW w:type="dxa" w:w="3216"/>
           </w:tcPr>
           <w:p>
+            <w:pPr>
+              <w:keepNext/>
+              <w:spacing w:after="40" w:before="40"/>
+            </w:pPr>
             <w:r/>
             <w:r>
               <w:rPr>
@@ -1069,6 +1321,10 @@
             <w:tcW w:type="dxa" w:w="3216"/>
           </w:tcPr>
           <w:p>
+            <w:pPr>
+              <w:keepNext/>
+              <w:spacing w:after="40" w:before="40"/>
+            </w:pPr>
             <w:r/>
             <w:r>
               <w:rPr>
@@ -1080,12 +1336,19 @@
         </w:tc>
       </w:tr>
       <w:tr>
+        <w:trPr>
+          <w:cantSplit/>
+        </w:trPr>
         <w:tc>
           <w:tcPr>
             <w:tcW w:type="dxa" w:w="3216"/>
             <w:shd w:val="clear" w:color="auto" w:fill="EDEFF3"/>
           </w:tcPr>
           <w:p>
+            <w:pPr>
+              <w:keepNext/>
+              <w:spacing w:after="40" w:before="40"/>
+            </w:pPr>
             <w:r/>
             <w:r>
               <w:rPr>
@@ -1101,6 +1364,10 @@
             <w:tcW w:type="dxa" w:w="3216"/>
           </w:tcPr>
           <w:p>
+            <w:pPr>
+              <w:keepNext/>
+              <w:spacing w:after="40" w:before="40"/>
+            </w:pPr>
             <w:r/>
             <w:r>
               <w:rPr>
@@ -1115,6 +1382,10 @@
             <w:tcW w:type="dxa" w:w="3216"/>
           </w:tcPr>
           <w:p>
+            <w:pPr>
+              <w:keepNext/>
+              <w:spacing w:after="40" w:before="40"/>
+            </w:pPr>
             <w:r/>
             <w:r>
               <w:rPr>
@@ -1126,12 +1397,19 @@
         </w:tc>
       </w:tr>
       <w:tr>
+        <w:trPr>
+          <w:cantSplit/>
+        </w:trPr>
         <w:tc>
           <w:tcPr>
             <w:tcW w:type="dxa" w:w="3216"/>
             <w:shd w:val="clear" w:color="auto" w:fill="EDEFF3"/>
           </w:tcPr>
           <w:p>
+            <w:pPr>
+              <w:keepNext w:val="0"/>
+              <w:spacing w:after="40" w:before="40"/>
+            </w:pPr>
             <w:r/>
             <w:r>
               <w:rPr>
@@ -1147,6 +1425,10 @@
             <w:tcW w:type="dxa" w:w="3216"/>
           </w:tcPr>
           <w:p>
+            <w:pPr>
+              <w:keepNext w:val="0"/>
+              <w:spacing w:after="40" w:before="40"/>
+            </w:pPr>
             <w:r/>
             <w:r>
               <w:rPr>
@@ -1161,6 +1443,10 @@
             <w:tcW w:type="dxa" w:w="3216"/>
           </w:tcPr>
           <w:p>
+            <w:pPr>
+              <w:keepNext w:val="0"/>
+              <w:spacing w:after="40" w:before="40"/>
+            </w:pPr>
             <w:r/>
             <w:r>
               <w:rPr>
@@ -1172,7 +1458,6 @@
         </w:tc>
       </w:tr>
     </w:tbl>
-    <w:p/>
     <w:p>
       <w:r>
         <w:rPr>
@@ -1184,6 +1469,8 @@
     <w:p>
       <w:pPr>
         <w:pStyle w:val="Heading1"/>
+        <w:keepNext/>
+        <w:pageBreakBefore w:val="0"/>
       </w:pPr>
       <w:r>
         <w:t>[Windows/macOS] 기본 조치 방법</w:t>
@@ -1192,6 +1479,7 @@
     <w:p>
       <w:pPr>
         <w:pStyle w:val="Heading2"/>
+        <w:keepNext/>
       </w:pPr>
       <w:r>
         <w:t>3) 캐시 · 임시 파일 정리 (⑤)</w:t>
@@ -1208,12 +1496,20 @@
         <w:gridCol w:w="4824"/>
       </w:tblGrid>
       <w:tr>
+        <w:trPr>
+          <w:cantSplit/>
+          <w:tblHeader/>
+        </w:trPr>
         <w:tc>
           <w:tcPr>
             <w:tcW w:type="dxa" w:w="4824"/>
             <w:shd w:val="clear" w:color="auto" w:fill="1F3A5F"/>
           </w:tcPr>
           <w:p>
+            <w:pPr>
+              <w:keepNext/>
+              <w:spacing w:after="40" w:before="40"/>
+            </w:pPr>
             <w:r/>
             <w:r>
               <w:rPr>
@@ -1231,6 +1527,10 @@
             <w:shd w:val="clear" w:color="auto" w:fill="1F3A5F"/>
           </w:tcPr>
           <w:p>
+            <w:pPr>
+              <w:keepNext/>
+              <w:spacing w:after="40" w:before="40"/>
+            </w:pPr>
             <w:r/>
             <w:r>
               <w:rPr>
@@ -1244,12 +1544,19 @@
         </w:tc>
       </w:tr>
       <w:tr>
+        <w:trPr>
+          <w:cantSplit/>
+        </w:trPr>
         <w:tc>
           <w:tcPr>
             <w:tcW w:type="dxa" w:w="4824"/>
             <w:shd w:val="clear" w:color="auto" w:fill="EDEFF3"/>
           </w:tcPr>
           <w:p>
+            <w:pPr>
+              <w:keepNext/>
+              <w:spacing w:after="40" w:before="40"/>
+            </w:pPr>
             <w:r/>
             <w:r>
               <w:rPr>
@@ -1265,6 +1572,10 @@
             <w:tcW w:type="dxa" w:w="4824"/>
           </w:tcPr>
           <w:p>
+            <w:pPr>
+              <w:keepNext/>
+              <w:spacing w:after="40" w:before="40"/>
+            </w:pPr>
             <w:r/>
             <w:r>
               <w:rPr>
@@ -1283,12 +1594,19 @@
         </w:tc>
       </w:tr>
       <w:tr>
+        <w:trPr>
+          <w:cantSplit/>
+        </w:trPr>
         <w:tc>
           <w:tcPr>
             <w:tcW w:type="dxa" w:w="4824"/>
             <w:shd w:val="clear" w:color="auto" w:fill="EDEFF3"/>
           </w:tcPr>
           <w:p>
+            <w:pPr>
+              <w:keepNext/>
+              <w:spacing w:after="40" w:before="40"/>
+            </w:pPr>
             <w:r/>
             <w:r>
               <w:rPr>
@@ -1304,6 +1622,10 @@
             <w:tcW w:type="dxa" w:w="4824"/>
           </w:tcPr>
           <w:p>
+            <w:pPr>
+              <w:keepNext/>
+              <w:spacing w:after="40" w:before="40"/>
+            </w:pPr>
             <w:r/>
             <w:r>
               <w:rPr>
@@ -1315,12 +1637,19 @@
         </w:tc>
       </w:tr>
       <w:tr>
+        <w:trPr>
+          <w:cantSplit/>
+        </w:trPr>
         <w:tc>
           <w:tcPr>
             <w:tcW w:type="dxa" w:w="4824"/>
             <w:shd w:val="clear" w:color="auto" w:fill="EDEFF3"/>
           </w:tcPr>
           <w:p>
+            <w:pPr>
+              <w:keepNext/>
+              <w:spacing w:after="40" w:before="40"/>
+            </w:pPr>
             <w:r/>
             <w:r>
               <w:rPr>
@@ -1336,6 +1665,10 @@
             <w:tcW w:type="dxa" w:w="4824"/>
           </w:tcPr>
           <w:p>
+            <w:pPr>
+              <w:keepNext/>
+              <w:spacing w:after="40" w:before="40"/>
+            </w:pPr>
             <w:r/>
             <w:r>
               <w:rPr>
@@ -1347,12 +1680,19 @@
         </w:tc>
       </w:tr>
       <w:tr>
+        <w:trPr>
+          <w:cantSplit/>
+        </w:trPr>
         <w:tc>
           <w:tcPr>
             <w:tcW w:type="dxa" w:w="4824"/>
             <w:shd w:val="clear" w:color="auto" w:fill="EDEFF3"/>
           </w:tcPr>
           <w:p>
+            <w:pPr>
+              <w:keepNext w:val="0"/>
+              <w:spacing w:after="40" w:before="40"/>
+            </w:pPr>
             <w:r/>
             <w:r>
               <w:rPr>
@@ -1368,6 +1708,10 @@
             <w:tcW w:type="dxa" w:w="4824"/>
           </w:tcPr>
           <w:p>
+            <w:pPr>
+              <w:keepNext w:val="0"/>
+              <w:spacing w:after="40" w:before="40"/>
+            </w:pPr>
             <w:r/>
             <w:r>
               <w:rPr>
@@ -1379,7 +1723,6 @@
         </w:tc>
       </w:tr>
     </w:tbl>
-    <w:p/>
     <w:p>
       <w:r>
         <w:rPr/>
@@ -1389,6 +1732,8 @@
     <w:p>
       <w:pPr>
         <w:pStyle w:val="Heading1"/>
+        <w:keepNext/>
+        <w:pageBreakBefore w:val="0"/>
       </w:pPr>
       <w:r>
         <w:t>[Windows] 기본 조치 방법</w:t>
@@ -1397,6 +1742,7 @@
     <w:p>
       <w:pPr>
         <w:pStyle w:val="Heading2"/>
+        <w:keepNext/>
       </w:pPr>
       <w:r>
         <w:t>4) Office 추가 기능 확인 (⑥)</w:t>
@@ -1513,6 +1859,8 @@
     <w:p>
       <w:pPr>
         <w:pStyle w:val="Heading1"/>
+        <w:keepNext/>
+        <w:pageBreakBefore w:val="0"/>
       </w:pPr>
       <w:r>
         <w:t>[Windows/macOS] 기본 조치 방법</w:t>
@@ -1521,6 +1869,7 @@
     <w:p>
       <w:pPr>
         <w:pStyle w:val="Heading2"/>
+        <w:keepNext/>
       </w:pPr>
       <w:r>
         <w:t>5) 브라우저 · 개발도구 확장 프로그램 확인 (⑥)</w:t>
@@ -1537,12 +1886,20 @@
         <w:gridCol w:w="4824"/>
       </w:tblGrid>
       <w:tr>
+        <w:trPr>
+          <w:cantSplit/>
+          <w:tblHeader/>
+        </w:trPr>
         <w:tc>
           <w:tcPr>
             <w:tcW w:type="dxa" w:w="4824"/>
             <w:shd w:val="clear" w:color="auto" w:fill="1F3A5F"/>
           </w:tcPr>
           <w:p>
+            <w:pPr>
+              <w:keepNext/>
+              <w:spacing w:after="40" w:before="40"/>
+            </w:pPr>
             <w:r/>
             <w:r>
               <w:rPr>
@@ -1560,6 +1917,10 @@
             <w:shd w:val="clear" w:color="auto" w:fill="1F3A5F"/>
           </w:tcPr>
           <w:p>
+            <w:pPr>
+              <w:keepNext/>
+              <w:spacing w:after="40" w:before="40"/>
+            </w:pPr>
             <w:r/>
             <w:r>
               <w:rPr>
@@ -1573,12 +1934,19 @@
         </w:tc>
       </w:tr>
       <w:tr>
+        <w:trPr>
+          <w:cantSplit/>
+        </w:trPr>
         <w:tc>
           <w:tcPr>
             <w:tcW w:type="dxa" w:w="4824"/>
             <w:shd w:val="clear" w:color="auto" w:fill="EDEFF3"/>
           </w:tcPr>
           <w:p>
+            <w:pPr>
+              <w:keepNext/>
+              <w:spacing w:after="40" w:before="40"/>
+            </w:pPr>
             <w:r/>
             <w:r>
               <w:rPr>
@@ -1594,6 +1962,10 @@
             <w:tcW w:type="dxa" w:w="4824"/>
           </w:tcPr>
           <w:p>
+            <w:pPr>
+              <w:keepNext/>
+              <w:spacing w:after="40" w:before="40"/>
+            </w:pPr>
             <w:r/>
             <w:r>
               <w:rPr>
@@ -1618,12 +1990,19 @@
         </w:tc>
       </w:tr>
       <w:tr>
+        <w:trPr>
+          <w:cantSplit/>
+        </w:trPr>
         <w:tc>
           <w:tcPr>
             <w:tcW w:type="dxa" w:w="4824"/>
             <w:shd w:val="clear" w:color="auto" w:fill="EDEFF3"/>
           </w:tcPr>
           <w:p>
+            <w:pPr>
+              <w:keepNext/>
+              <w:spacing w:after="40" w:before="40"/>
+            </w:pPr>
             <w:r/>
             <w:r>
               <w:rPr>
@@ -1639,6 +2018,10 @@
             <w:tcW w:type="dxa" w:w="4824"/>
           </w:tcPr>
           <w:p>
+            <w:pPr>
+              <w:keepNext/>
+              <w:spacing w:after="40" w:before="40"/>
+            </w:pPr>
             <w:r/>
             <w:r>
               <w:rPr>
@@ -1663,12 +2046,19 @@
         </w:tc>
       </w:tr>
       <w:tr>
+        <w:trPr>
+          <w:cantSplit/>
+        </w:trPr>
         <w:tc>
           <w:tcPr>
             <w:tcW w:type="dxa" w:w="4824"/>
             <w:shd w:val="clear" w:color="auto" w:fill="EDEFF3"/>
           </w:tcPr>
           <w:p>
+            <w:pPr>
+              <w:keepNext/>
+              <w:spacing w:after="40" w:before="40"/>
+            </w:pPr>
             <w:r/>
             <w:r>
               <w:rPr>
@@ -1684,6 +2074,10 @@
             <w:tcW w:type="dxa" w:w="4824"/>
           </w:tcPr>
           <w:p>
+            <w:pPr>
+              <w:keepNext/>
+              <w:spacing w:after="40" w:before="40"/>
+            </w:pPr>
             <w:r/>
             <w:r>
               <w:rPr>
@@ -1702,12 +2096,19 @@
         </w:tc>
       </w:tr>
       <w:tr>
+        <w:trPr>
+          <w:cantSplit/>
+        </w:trPr>
         <w:tc>
           <w:tcPr>
             <w:tcW w:type="dxa" w:w="4824"/>
             <w:shd w:val="clear" w:color="auto" w:fill="EDEFF3"/>
           </w:tcPr>
           <w:p>
+            <w:pPr>
+              <w:keepNext w:val="0"/>
+              <w:spacing w:after="40" w:before="40"/>
+            </w:pPr>
             <w:r/>
             <w:r>
               <w:rPr>
@@ -1723,6 +2124,10 @@
             <w:tcW w:type="dxa" w:w="4824"/>
           </w:tcPr>
           <w:p>
+            <w:pPr>
+              <w:keepNext w:val="0"/>
+              <w:spacing w:after="40" w:before="40"/>
+            </w:pPr>
             <w:r/>
             <w:r>
               <w:rPr>
@@ -1734,10 +2139,11 @@
         </w:tc>
       </w:tr>
     </w:tbl>
-    <w:p/>
     <w:p>
       <w:pPr>
         <w:pStyle w:val="Heading1"/>
+        <w:keepNext/>
+        <w:pageBreakBefore w:val="0"/>
       </w:pPr>
       <w:r>
         <w:t>[Windows/macOS] 기본 조치 방법</w:t>
@@ -1746,6 +2152,7 @@
     <w:p>
       <w:pPr>
         <w:pStyle w:val="Heading2"/>
+        <w:keepNext/>
       </w:pPr>
       <w:r>
         <w:t>6) 안전 모드 실행 (⑦)</w:t>
@@ -1763,12 +2170,20 @@
         <w:gridCol w:w="3216"/>
       </w:tblGrid>
       <w:tr>
+        <w:trPr>
+          <w:cantSplit/>
+          <w:tblHeader/>
+        </w:trPr>
         <w:tc>
           <w:tcPr>
             <w:tcW w:type="dxa" w:w="3216"/>
             <w:shd w:val="clear" w:color="auto" w:fill="1F3A5F"/>
           </w:tcPr>
           <w:p>
+            <w:pPr>
+              <w:keepNext/>
+              <w:spacing w:after="40" w:before="40"/>
+            </w:pPr>
             <w:r/>
             <w:r>
               <w:rPr>
@@ -1786,6 +2201,10 @@
             <w:shd w:val="clear" w:color="auto" w:fill="1F3A5F"/>
           </w:tcPr>
           <w:p>
+            <w:pPr>
+              <w:keepNext/>
+              <w:spacing w:after="40" w:before="40"/>
+            </w:pPr>
             <w:r/>
             <w:r>
               <w:rPr>
@@ -1803,6 +2222,10 @@
             <w:shd w:val="clear" w:color="auto" w:fill="1F3A5F"/>
           </w:tcPr>
           <w:p>
+            <w:pPr>
+              <w:keepNext/>
+              <w:spacing w:after="40" w:before="40"/>
+            </w:pPr>
             <w:r/>
             <w:r>
               <w:rPr>
@@ -1816,12 +2239,19 @@
         </w:tc>
       </w:tr>
       <w:tr>
+        <w:trPr>
+          <w:cantSplit/>
+        </w:trPr>
         <w:tc>
           <w:tcPr>
             <w:tcW w:type="dxa" w:w="3216"/>
             <w:shd w:val="clear" w:color="auto" w:fill="EDEFF3"/>
           </w:tcPr>
           <w:p>
+            <w:pPr>
+              <w:keepNext/>
+              <w:spacing w:after="40" w:before="40"/>
+            </w:pPr>
             <w:r/>
             <w:r>
               <w:rPr>
@@ -1837,6 +2267,10 @@
             <w:tcW w:type="dxa" w:w="3216"/>
           </w:tcPr>
           <w:p>
+            <w:pPr>
+              <w:keepNext/>
+              <w:spacing w:after="40" w:before="40"/>
+            </w:pPr>
             <w:r/>
             <w:r>
               <w:rPr>
@@ -1900,6 +2334,10 @@
             <w:tcW w:type="dxa" w:w="3216"/>
           </w:tcPr>
           <w:p>
+            <w:pPr>
+              <w:keepNext/>
+              <w:spacing w:after="40" w:before="40"/>
+            </w:pPr>
             <w:r/>
             <w:r>
               <w:rPr>
@@ -1911,12 +2349,19 @@
         </w:tc>
       </w:tr>
       <w:tr>
+        <w:trPr>
+          <w:cantSplit/>
+        </w:trPr>
         <w:tc>
           <w:tcPr>
             <w:tcW w:type="dxa" w:w="3216"/>
             <w:shd w:val="clear" w:color="auto" w:fill="EDEFF3"/>
           </w:tcPr>
           <w:p>
+            <w:pPr>
+              <w:keepNext/>
+              <w:spacing w:after="40" w:before="40"/>
+            </w:pPr>
             <w:r/>
             <w:r>
               <w:rPr>
@@ -1932,6 +2377,10 @@
             <w:tcW w:type="dxa" w:w="3216"/>
           </w:tcPr>
           <w:p>
+            <w:pPr>
+              <w:keepNext/>
+              <w:spacing w:after="40" w:before="40"/>
+            </w:pPr>
             <w:r/>
             <w:r>
               <w:rPr>
@@ -1946,6 +2395,10 @@
             <w:tcW w:type="dxa" w:w="3216"/>
           </w:tcPr>
           <w:p>
+            <w:pPr>
+              <w:keepNext/>
+              <w:spacing w:after="40" w:before="40"/>
+            </w:pPr>
             <w:r/>
             <w:r>
               <w:rPr>
@@ -1957,12 +2410,19 @@
         </w:tc>
       </w:tr>
       <w:tr>
+        <w:trPr>
+          <w:cantSplit/>
+        </w:trPr>
         <w:tc>
           <w:tcPr>
             <w:tcW w:type="dxa" w:w="3216"/>
             <w:shd w:val="clear" w:color="auto" w:fill="EDEFF3"/>
           </w:tcPr>
           <w:p>
+            <w:pPr>
+              <w:keepNext/>
+              <w:spacing w:after="40" w:before="40"/>
+            </w:pPr>
             <w:r/>
             <w:r>
               <w:rPr>
@@ -1978,6 +2438,10 @@
             <w:tcW w:type="dxa" w:w="3216"/>
           </w:tcPr>
           <w:p>
+            <w:pPr>
+              <w:keepNext/>
+              <w:spacing w:after="40" w:before="40"/>
+            </w:pPr>
             <w:r/>
             <w:r>
               <w:rPr>
@@ -2005,6 +2469,10 @@
             <w:tcW w:type="dxa" w:w="3216"/>
           </w:tcPr>
           <w:p>
+            <w:pPr>
+              <w:keepNext/>
+              <w:spacing w:after="40" w:before="40"/>
+            </w:pPr>
             <w:r/>
             <w:r>
               <w:rPr>
@@ -2016,12 +2484,19 @@
         </w:tc>
       </w:tr>
       <w:tr>
+        <w:trPr>
+          <w:cantSplit/>
+        </w:trPr>
         <w:tc>
           <w:tcPr>
             <w:tcW w:type="dxa" w:w="3216"/>
             <w:shd w:val="clear" w:color="auto" w:fill="EDEFF3"/>
           </w:tcPr>
           <w:p>
+            <w:pPr>
+              <w:keepNext w:val="0"/>
+              <w:spacing w:after="40" w:before="40"/>
+            </w:pPr>
             <w:r/>
             <w:r>
               <w:rPr>
@@ -2037,6 +2512,10 @@
             <w:tcW w:type="dxa" w:w="3216"/>
           </w:tcPr>
           <w:p>
+            <w:pPr>
+              <w:keepNext w:val="0"/>
+              <w:spacing w:after="40" w:before="40"/>
+            </w:pPr>
             <w:r/>
             <w:r>
               <w:rPr>
@@ -2058,6 +2537,10 @@
             <w:tcW w:type="dxa" w:w="3216"/>
           </w:tcPr>
           <w:p>
+            <w:pPr>
+              <w:keepNext w:val="0"/>
+              <w:spacing w:after="40" w:before="40"/>
+            </w:pPr>
             <w:r/>
             <w:r>
               <w:rPr>
@@ -2069,10 +2552,11 @@
         </w:tc>
       </w:tr>
     </w:tbl>
-    <w:p/>
     <w:p>
       <w:pPr>
         <w:pStyle w:val="Heading1"/>
+        <w:keepNext/>
+        <w:pageBreakBefore w:val="0"/>
       </w:pPr>
       <w:r>
         <w:t>[Windows] 기본 조치 방법</w:t>
@@ -2081,6 +2565,7 @@
     <w:p>
       <w:pPr>
         <w:pStyle w:val="Heading2"/>
+        <w:keepNext/>
       </w:pPr>
       <w:r>
         <w:t>7) 프로그램 복구 (⑧)</w:t>
@@ -2211,6 +2696,8 @@
     <w:p>
       <w:pPr>
         <w:pStyle w:val="Heading1"/>
+        <w:keepNext/>
+        <w:pageBreakBefore w:val="0"/>
       </w:pPr>
       <w:r>
         <w:t>[Windows/macOS] 기본 조치 방법</w:t>
@@ -2219,6 +2706,7 @@
     <w:p>
       <w:pPr>
         <w:pStyle w:val="Heading2"/>
+        <w:keepNext/>
       </w:pPr>
       <w:r>
         <w:t>8) 다시 설치 · 재현 여부 확인 (⑨·⑩)</w:t>
@@ -2303,18 +2791,27 @@
       </w:r>
     </w:p>
     <w:p>
+      <w:pPr>
+        <w:keepNext/>
+      </w:pPr>
       <w:r>
         <w:rPr/>
         <w:t>◎ 재현 확인 항목</w:t>
       </w:r>
     </w:p>
     <w:p>
+      <w:pPr>
+        <w:keepNext/>
+      </w:pPr>
       <w:r>
         <w:rPr/>
         <w:t>- 다른 파일에서도 발생?</w:t>
       </w:r>
     </w:p>
     <w:p>
+      <w:pPr>
+        <w:keepNext/>
+      </w:pPr>
       <w:r>
         <w:rPr/>
         <w:t>- 동료 PC에서도 발생?</w:t>
@@ -2327,14 +2824,12 @@
       </w:r>
     </w:p>
     <w:p>
+      <w:pPr>
+        <w:keepNext/>
+      </w:pPr>
       <w:r>
         <w:rPr/>
         <w:t>- 안전 모드에서도 발생?</w:t>
-      </w:r>
-    </w:p>
-    <w:p>
-      <w:r>
-        <w:br w:type="page"/>
       </w:r>
     </w:p>
     <w:p>
@@ -2348,6 +2843,8 @@
     <w:p>
       <w:pPr>
         <w:pStyle w:val="Heading1"/>
+        <w:keepNext/>
+        <w:pageBreakBefore w:val="0"/>
       </w:pPr>
       <w:r>
         <w:t>[Windows] 증상별 조치 방법</w:t>
@@ -2356,6 +2853,7 @@
     <w:p>
       <w:pPr>
         <w:pStyle w:val="Heading2"/>
+        <w:keepNext/>
       </w:pPr>
       <w:r>
         <w:t>1) Office 파일을 열 때마다 “응답 없음”</w:t>
@@ -2398,6 +2896,9 @@
       </w:r>
     </w:p>
     <w:p>
+      <w:pPr>
+        <w:keepNext/>
+      </w:pPr>
       <w:r>
         <w:rPr/>
         <w:t>◎ 발생 원인</w:t>
@@ -2494,6 +2995,8 @@
     <w:p>
       <w:pPr>
         <w:pStyle w:val="Heading1"/>
+        <w:keepNext/>
+        <w:pageBreakBefore w:val="0"/>
       </w:pPr>
       <w:r>
         <w:t>[Windows] 증상별 조치 방법</w:t>
@@ -2502,6 +3005,7 @@
     <w:p>
       <w:pPr>
         <w:pStyle w:val="Heading2"/>
+        <w:keepNext/>
       </w:pPr>
       <w:r>
         <w:t>2) 외부에서 받은 파일 편집 불가 (보호된 보기)</w:t>
@@ -2566,6 +3070,9 @@
       </w:r>
     </w:p>
     <w:p>
+      <w:pPr>
+        <w:keepNext/>
+      </w:pPr>
       <w:r>
         <w:rPr>
           <w:color w:val="B8430E"/>
@@ -2640,6 +3147,8 @@
     <w:p>
       <w:pPr>
         <w:pStyle w:val="Heading1"/>
+        <w:keepNext/>
+        <w:pageBreakBefore w:val="0"/>
       </w:pPr>
       <w:r>
         <w:t>[Windows/macOS] 증상별 조치 방법</w:t>
@@ -2648,6 +3157,7 @@
     <w:p>
       <w:pPr>
         <w:pStyle w:val="Heading2"/>
+        <w:keepNext/>
       </w:pPr>
       <w:r>
         <w:t>3) 프로그램 내 로그인 창 멈춤</w:t>
@@ -2814,6 +3324,8 @@
     <w:p>
       <w:pPr>
         <w:pStyle w:val="Heading1"/>
+        <w:keepNext/>
+        <w:pageBreakBefore w:val="0"/>
       </w:pPr>
       <w:r>
         <w:t>[Windows/macOS] 증상별 조치 방법</w:t>
@@ -2822,6 +3334,7 @@
     <w:p>
       <w:pPr>
         <w:pStyle w:val="Heading2"/>
+        <w:keepNext/>
       </w:pPr>
       <w:r>
         <w:t>4) 보안 프로그램의 파일 격리</w:t>
@@ -2864,6 +3377,9 @@
       </w:r>
     </w:p>
     <w:p>
+      <w:pPr>
+        <w:keepNext/>
+      </w:pPr>
       <w:r>
         <w:rPr/>
         <w:t>◎ 발생 원인</w:t>
@@ -2944,6 +3460,8 @@
     <w:p>
       <w:pPr>
         <w:pStyle w:val="Heading1"/>
+        <w:keepNext/>
+        <w:pageBreakBefore w:val="0"/>
       </w:pPr>
       <w:r>
         <w:t>[Windows/macOS] 증상별 조치 방법</w:t>
@@ -2952,6 +3470,7 @@
     <w:p>
       <w:pPr>
         <w:pStyle w:val="Heading2"/>
+        <w:keepNext/>
       </w:pPr>
       <w:r>
         <w:t>5) 브라우저 화면 깨짐 · 로그인 반복</w:t>
@@ -2968,12 +3487,20 @@
         <w:gridCol w:w="4824"/>
       </w:tblGrid>
       <w:tr>
+        <w:trPr>
+          <w:cantSplit/>
+          <w:tblHeader/>
+        </w:trPr>
         <w:tc>
           <w:tcPr>
             <w:tcW w:type="dxa" w:w="4824"/>
             <w:shd w:val="clear" w:color="auto" w:fill="1F3A5F"/>
           </w:tcPr>
           <w:p>
+            <w:pPr>
+              <w:keepNext/>
+              <w:spacing w:after="40" w:before="40"/>
+            </w:pPr>
             <w:r/>
             <w:r>
               <w:rPr>
@@ -2991,6 +3518,10 @@
             <w:shd w:val="clear" w:color="auto" w:fill="1F3A5F"/>
           </w:tcPr>
           <w:p>
+            <w:pPr>
+              <w:keepNext/>
+              <w:spacing w:after="40" w:before="40"/>
+            </w:pPr>
             <w:r/>
             <w:r>
               <w:rPr>
@@ -3004,12 +3535,19 @@
         </w:tc>
       </w:tr>
       <w:tr>
+        <w:trPr>
+          <w:cantSplit/>
+        </w:trPr>
         <w:tc>
           <w:tcPr>
             <w:tcW w:type="dxa" w:w="4824"/>
             <w:shd w:val="clear" w:color="auto" w:fill="EDEFF3"/>
           </w:tcPr>
           <w:p>
+            <w:pPr>
+              <w:keepNext/>
+              <w:spacing w:after="40" w:before="40"/>
+            </w:pPr>
             <w:r/>
             <w:r>
               <w:rPr>
@@ -3025,6 +3563,10 @@
             <w:tcW w:type="dxa" w:w="4824"/>
           </w:tcPr>
           <w:p>
+            <w:pPr>
+              <w:keepNext/>
+              <w:spacing w:after="40" w:before="40"/>
+            </w:pPr>
             <w:r/>
             <w:r>
               <w:rPr>
@@ -3043,12 +3585,19 @@
         </w:tc>
       </w:tr>
       <w:tr>
+        <w:trPr>
+          <w:cantSplit/>
+        </w:trPr>
         <w:tc>
           <w:tcPr>
             <w:tcW w:type="dxa" w:w="4824"/>
             <w:shd w:val="clear" w:color="auto" w:fill="EDEFF3"/>
           </w:tcPr>
           <w:p>
+            <w:pPr>
+              <w:keepNext/>
+              <w:spacing w:after="40" w:before="40"/>
+            </w:pPr>
             <w:r/>
             <w:r>
               <w:rPr>
@@ -3064,6 +3613,10 @@
             <w:tcW w:type="dxa" w:w="4824"/>
           </w:tcPr>
           <w:p>
+            <w:pPr>
+              <w:keepNext/>
+              <w:spacing w:after="40" w:before="40"/>
+            </w:pPr>
             <w:r/>
             <w:r>
               <w:rPr>
@@ -3075,12 +3628,19 @@
         </w:tc>
       </w:tr>
       <w:tr>
+        <w:trPr>
+          <w:cantSplit/>
+        </w:trPr>
         <w:tc>
           <w:tcPr>
             <w:tcW w:type="dxa" w:w="4824"/>
             <w:shd w:val="clear" w:color="auto" w:fill="EDEFF3"/>
           </w:tcPr>
           <w:p>
+            <w:pPr>
+              <w:keepNext/>
+              <w:spacing w:after="40" w:before="40"/>
+            </w:pPr>
             <w:r/>
             <w:r>
               <w:rPr>
@@ -3096,6 +3656,10 @@
             <w:tcW w:type="dxa" w:w="4824"/>
           </w:tcPr>
           <w:p>
+            <w:pPr>
+              <w:keepNext/>
+              <w:spacing w:after="40" w:before="40"/>
+            </w:pPr>
             <w:r/>
             <w:r>
               <w:rPr>
@@ -3107,12 +3671,19 @@
         </w:tc>
       </w:tr>
       <w:tr>
+        <w:trPr>
+          <w:cantSplit/>
+        </w:trPr>
         <w:tc>
           <w:tcPr>
             <w:tcW w:type="dxa" w:w="4824"/>
             <w:shd w:val="clear" w:color="auto" w:fill="EDEFF3"/>
           </w:tcPr>
           <w:p>
+            <w:pPr>
+              <w:keepNext/>
+              <w:spacing w:after="40" w:before="40"/>
+            </w:pPr>
             <w:r/>
             <w:r>
               <w:rPr>
@@ -3128,6 +3699,10 @@
             <w:tcW w:type="dxa" w:w="4824"/>
           </w:tcPr>
           <w:p>
+            <w:pPr>
+              <w:keepNext/>
+              <w:spacing w:after="40" w:before="40"/>
+            </w:pPr>
             <w:r/>
             <w:r>
               <w:rPr>
@@ -3139,12 +3714,19 @@
         </w:tc>
       </w:tr>
       <w:tr>
+        <w:trPr>
+          <w:cantSplit/>
+        </w:trPr>
         <w:tc>
           <w:tcPr>
             <w:tcW w:type="dxa" w:w="4824"/>
             <w:shd w:val="clear" w:color="auto" w:fill="EDEFF3"/>
           </w:tcPr>
           <w:p>
+            <w:pPr>
+              <w:keepNext w:val="0"/>
+              <w:spacing w:after="40" w:before="40"/>
+            </w:pPr>
             <w:r/>
             <w:r>
               <w:rPr>
@@ -3160,6 +3742,10 @@
             <w:tcW w:type="dxa" w:w="4824"/>
           </w:tcPr>
           <w:p>
+            <w:pPr>
+              <w:keepNext w:val="0"/>
+              <w:spacing w:after="40" w:before="40"/>
+            </w:pPr>
             <w:r/>
             <w:r>
               <w:rPr>
@@ -3171,10 +3757,11 @@
         </w:tc>
       </w:tr>
     </w:tbl>
-    <w:p/>
     <w:p>
       <w:pPr>
         <w:pStyle w:val="Heading1"/>
+        <w:keepNext/>
+        <w:pageBreakBefore w:val="0"/>
       </w:pPr>
       <w:r>
         <w:t>[Windows/macOS] 증상별 조치 방법</w:t>
@@ -3183,6 +3770,7 @@
     <w:p>
       <w:pPr>
         <w:pStyle w:val="Heading2"/>
+        <w:keepNext/>
       </w:pPr>
       <w:r>
         <w:t>6) 비밀번호 관리자</w:t>
@@ -3199,12 +3787,20 @@
         <w:gridCol w:w="4824"/>
       </w:tblGrid>
       <w:tr>
+        <w:trPr>
+          <w:cantSplit/>
+          <w:tblHeader/>
+        </w:trPr>
         <w:tc>
           <w:tcPr>
             <w:tcW w:type="dxa" w:w="4824"/>
             <w:shd w:val="clear" w:color="auto" w:fill="1F3A5F"/>
           </w:tcPr>
           <w:p>
+            <w:pPr>
+              <w:keepNext/>
+              <w:spacing w:after="40" w:before="40"/>
+            </w:pPr>
             <w:r/>
             <w:r>
               <w:rPr>
@@ -3222,6 +3818,10 @@
             <w:shd w:val="clear" w:color="auto" w:fill="1F3A5F"/>
           </w:tcPr>
           <w:p>
+            <w:pPr>
+              <w:keepNext/>
+              <w:spacing w:after="40" w:before="40"/>
+            </w:pPr>
             <w:r/>
             <w:r>
               <w:rPr>
@@ -3235,12 +3835,19 @@
         </w:tc>
       </w:tr>
       <w:tr>
+        <w:trPr>
+          <w:cantSplit/>
+        </w:trPr>
         <w:tc>
           <w:tcPr>
             <w:tcW w:type="dxa" w:w="4824"/>
             <w:shd w:val="clear" w:color="auto" w:fill="EDEFF3"/>
           </w:tcPr>
           <w:p>
+            <w:pPr>
+              <w:keepNext/>
+              <w:spacing w:after="40" w:before="40"/>
+            </w:pPr>
             <w:r/>
             <w:r>
               <w:rPr>
@@ -3256,6 +3863,10 @@
             <w:tcW w:type="dxa" w:w="4824"/>
           </w:tcPr>
           <w:p>
+            <w:pPr>
+              <w:keepNext/>
+              <w:spacing w:after="40" w:before="40"/>
+            </w:pPr>
             <w:r/>
             <w:r>
               <w:rPr>
@@ -3274,12 +3885,19 @@
         </w:tc>
       </w:tr>
       <w:tr>
+        <w:trPr>
+          <w:cantSplit/>
+        </w:trPr>
         <w:tc>
           <w:tcPr>
             <w:tcW w:type="dxa" w:w="4824"/>
             <w:shd w:val="clear" w:color="auto" w:fill="EDEFF3"/>
           </w:tcPr>
           <w:p>
+            <w:pPr>
+              <w:keepNext/>
+              <w:spacing w:after="40" w:before="40"/>
+            </w:pPr>
             <w:r/>
             <w:r>
               <w:rPr>
@@ -3295,6 +3913,10 @@
             <w:tcW w:type="dxa" w:w="4824"/>
           </w:tcPr>
           <w:p>
+            <w:pPr>
+              <w:keepNext/>
+              <w:spacing w:after="40" w:before="40"/>
+            </w:pPr>
             <w:r/>
             <w:r>
               <w:rPr>
@@ -3337,12 +3959,19 @@
         </w:tc>
       </w:tr>
       <w:tr>
+        <w:trPr>
+          <w:cantSplit/>
+        </w:trPr>
         <w:tc>
           <w:tcPr>
             <w:tcW w:type="dxa" w:w="4824"/>
             <w:shd w:val="clear" w:color="auto" w:fill="EDEFF3"/>
           </w:tcPr>
           <w:p>
+            <w:pPr>
+              <w:keepNext w:val="0"/>
+              <w:spacing w:after="40" w:before="40"/>
+            </w:pPr>
             <w:r/>
             <w:r>
               <w:rPr>
@@ -3358,6 +3987,10 @@
             <w:tcW w:type="dxa" w:w="4824"/>
           </w:tcPr>
           <w:p>
+            <w:pPr>
+              <w:keepNext w:val="0"/>
+              <w:spacing w:after="40" w:before="40"/>
+            </w:pPr>
             <w:r/>
             <w:r>
               <w:rPr>
@@ -3369,18 +4002,12 @@
         </w:tc>
       </w:tr>
     </w:tbl>
-    <w:p/>
     <w:p>
       <w:r>
         <w:rPr>
           <w:color w:val="B8430E"/>
         </w:rPr>
         <w:t>★ 내보낸 CSV 파일에는 비밀번호가 그대로 적혀 있음 → 메일 · 메신저 전송 및 보관 금지</w:t>
-      </w:r>
-    </w:p>
-    <w:p>
-      <w:r>
-        <w:br w:type="page"/>
       </w:r>
     </w:p>
     <w:p>
@@ -3394,6 +4021,8 @@
     <w:p>
       <w:pPr>
         <w:pStyle w:val="Heading1"/>
+        <w:keepNext/>
+        <w:pageBreakBefore w:val="0"/>
       </w:pPr>
       <w:r>
         <w:t>[Windows/macOS] SSL 인증서 오류 조치</w:t>
@@ -3402,6 +4031,7 @@
     <w:p>
       <w:pPr>
         <w:pStyle w:val="Heading2"/>
+        <w:keepNext/>
       </w:pPr>
       <w:r>
         <w:t>1) 오류 화면 및 발생 원인</w:t>
@@ -3452,6 +4082,9 @@
       </w:r>
     </w:p>
     <w:p>
+      <w:pPr>
+        <w:keepNext/>
+      </w:pPr>
       <w:r>
         <w:rPr/>
         <w:t>◎ 발생 원인</w:t>
@@ -3550,6 +4183,8 @@
     <w:p>
       <w:pPr>
         <w:pStyle w:val="Heading1"/>
+        <w:keepNext/>
+        <w:pageBreakBefore w:val="0"/>
       </w:pPr>
       <w:r>
         <w:t>[Windows] SSL 인증서 오류 조치</w:t>
@@ -3646,6 +4281,8 @@
     <w:p>
       <w:pPr>
         <w:pStyle w:val="Heading1"/>
+        <w:keepNext/>
+        <w:pageBreakBefore w:val="0"/>
       </w:pPr>
       <w:r>
         <w:t>[macOS] SSL 인증서 오류 조치</w:t>
@@ -3733,6 +4370,8 @@
     <w:p>
       <w:pPr>
         <w:pStyle w:val="Heading1"/>
+        <w:keepNext/>
+        <w:pageBreakBefore w:val="0"/>
       </w:pPr>
       <w:r>
         <w:t>SSL 인증서 오류 조치</w:t>
@@ -3747,6 +4386,9 @@
       </w:r>
     </w:p>
     <w:p>
+      <w:pPr>
+        <w:keepNext/>
+      </w:pPr>
       <w:r>
         <w:rPr>
           <w:color w:val="B8430E"/>
@@ -3774,12 +4416,20 @@
         <w:gridCol w:w="4824"/>
       </w:tblGrid>
       <w:tr>
+        <w:trPr>
+          <w:cantSplit/>
+          <w:tblHeader/>
+        </w:trPr>
         <w:tc>
           <w:tcPr>
             <w:tcW w:type="dxa" w:w="4824"/>
             <w:shd w:val="clear" w:color="auto" w:fill="1F3A5F"/>
           </w:tcPr>
           <w:p>
+            <w:pPr>
+              <w:keepNext/>
+              <w:spacing w:after="40" w:before="40"/>
+            </w:pPr>
             <w:r/>
             <w:r>
               <w:rPr>
@@ -3797,6 +4447,10 @@
             <w:shd w:val="clear" w:color="auto" w:fill="1F3A5F"/>
           </w:tcPr>
           <w:p>
+            <w:pPr>
+              <w:keepNext/>
+              <w:spacing w:after="40" w:before="40"/>
+            </w:pPr>
             <w:r/>
             <w:r>
               <w:rPr>
@@ -3810,12 +4464,19 @@
         </w:tc>
       </w:tr>
       <w:tr>
+        <w:trPr>
+          <w:cantSplit/>
+        </w:trPr>
         <w:tc>
           <w:tcPr>
             <w:tcW w:type="dxa" w:w="4824"/>
             <w:shd w:val="clear" w:color="auto" w:fill="EDEFF3"/>
           </w:tcPr>
           <w:p>
+            <w:pPr>
+              <w:keepNext/>
+              <w:spacing w:after="40" w:before="40"/>
+            </w:pPr>
             <w:r/>
             <w:r>
               <w:rPr>
@@ -3831,6 +4492,10 @@
             <w:tcW w:type="dxa" w:w="4824"/>
           </w:tcPr>
           <w:p>
+            <w:pPr>
+              <w:keepNext/>
+              <w:spacing w:after="40" w:before="40"/>
+            </w:pPr>
             <w:r/>
             <w:r>
               <w:rPr>
@@ -3842,12 +4507,19 @@
         </w:tc>
       </w:tr>
       <w:tr>
+        <w:trPr>
+          <w:cantSplit/>
+        </w:trPr>
         <w:tc>
           <w:tcPr>
             <w:tcW w:type="dxa" w:w="4824"/>
             <w:shd w:val="clear" w:color="auto" w:fill="EDEFF3"/>
           </w:tcPr>
           <w:p>
+            <w:pPr>
+              <w:keepNext/>
+              <w:spacing w:after="40" w:before="40"/>
+            </w:pPr>
             <w:r/>
             <w:r>
               <w:rPr>
@@ -3863,6 +4535,10 @@
             <w:tcW w:type="dxa" w:w="4824"/>
           </w:tcPr>
           <w:p>
+            <w:pPr>
+              <w:keepNext/>
+              <w:spacing w:after="40" w:before="40"/>
+            </w:pPr>
             <w:r/>
             <w:r>
               <w:rPr>
@@ -3874,12 +4550,19 @@
         </w:tc>
       </w:tr>
       <w:tr>
+        <w:trPr>
+          <w:cantSplit/>
+        </w:trPr>
         <w:tc>
           <w:tcPr>
             <w:tcW w:type="dxa" w:w="4824"/>
             <w:shd w:val="clear" w:color="auto" w:fill="EDEFF3"/>
           </w:tcPr>
           <w:p>
+            <w:pPr>
+              <w:keepNext/>
+              <w:spacing w:after="40" w:before="40"/>
+            </w:pPr>
             <w:r/>
             <w:r>
               <w:rPr>
@@ -3895,6 +4578,10 @@
             <w:tcW w:type="dxa" w:w="4824"/>
           </w:tcPr>
           <w:p>
+            <w:pPr>
+              <w:keepNext/>
+              <w:spacing w:after="40" w:before="40"/>
+            </w:pPr>
             <w:r/>
             <w:r>
               <w:rPr>
@@ -3906,12 +4593,19 @@
         </w:tc>
       </w:tr>
       <w:tr>
+        <w:trPr>
+          <w:cantSplit/>
+        </w:trPr>
         <w:tc>
           <w:tcPr>
             <w:tcW w:type="dxa" w:w="4824"/>
             <w:shd w:val="clear" w:color="auto" w:fill="EDEFF3"/>
           </w:tcPr>
           <w:p>
+            <w:pPr>
+              <w:keepNext/>
+              <w:spacing w:after="40" w:before="40"/>
+            </w:pPr>
             <w:r/>
             <w:r>
               <w:rPr>
@@ -3927,6 +4621,10 @@
             <w:tcW w:type="dxa" w:w="4824"/>
           </w:tcPr>
           <w:p>
+            <w:pPr>
+              <w:keepNext/>
+              <w:spacing w:after="40" w:before="40"/>
+            </w:pPr>
             <w:r/>
             <w:r>
               <w:rPr>
@@ -3938,12 +4636,19 @@
         </w:tc>
       </w:tr>
       <w:tr>
+        <w:trPr>
+          <w:cantSplit/>
+        </w:trPr>
         <w:tc>
           <w:tcPr>
             <w:tcW w:type="dxa" w:w="4824"/>
             <w:shd w:val="clear" w:color="auto" w:fill="EDEFF3"/>
           </w:tcPr>
           <w:p>
+            <w:pPr>
+              <w:keepNext w:val="0"/>
+              <w:spacing w:after="40" w:before="40"/>
+            </w:pPr>
             <w:r/>
             <w:r>
               <w:rPr>
@@ -3959,6 +4664,10 @@
             <w:tcW w:type="dxa" w:w="4824"/>
           </w:tcPr>
           <w:p>
+            <w:pPr>
+              <w:keepNext w:val="0"/>
+              <w:spacing w:after="40" w:before="40"/>
+            </w:pPr>
             <w:r/>
             <w:r>
               <w:rPr>
@@ -3970,16 +4679,10 @@
         </w:tc>
       </w:tr>
     </w:tbl>
-    <w:p/>
     <w:p>
       <w:r>
         <w:rPr/>
         <w:t>※ 명령 등록 후에도 동일하면 실행 명령과 오류 전문을 복사해 챗봇 문의 (엔드포인트지원팀)</w:t>
-      </w:r>
-    </w:p>
-    <w:p>
-      <w:r>
-        <w:br w:type="page"/>
       </w:r>
     </w:p>
     <w:p>
@@ -3993,6 +4696,8 @@
     <w:p>
       <w:pPr>
         <w:pStyle w:val="Heading1"/>
+        <w:keepNext/>
+        <w:pageBreakBefore w:val="0"/>
       </w:pPr>
       <w:r>
         <w:t>해결되지 않을 때</w:t>
@@ -4001,6 +4706,7 @@
     <w:p>
       <w:pPr>
         <w:pStyle w:val="Heading2"/>
+        <w:keepNext/>
       </w:pPr>
       <w:r>
         <w:t>1) 문의 시 필요 정보</w:t>
@@ -4017,12 +4723,20 @@
         <w:gridCol w:w="4824"/>
       </w:tblGrid>
       <w:tr>
+        <w:trPr>
+          <w:cantSplit/>
+          <w:tblHeader/>
+        </w:trPr>
         <w:tc>
           <w:tcPr>
             <w:tcW w:type="dxa" w:w="4824"/>
             <w:shd w:val="clear" w:color="auto" w:fill="1F3A5F"/>
           </w:tcPr>
           <w:p>
+            <w:pPr>
+              <w:keepNext/>
+              <w:spacing w:after="40" w:before="40"/>
+            </w:pPr>
             <w:r/>
             <w:r>
               <w:rPr>
@@ -4040,6 +4754,10 @@
             <w:shd w:val="clear" w:color="auto" w:fill="1F3A5F"/>
           </w:tcPr>
           <w:p>
+            <w:pPr>
+              <w:keepNext/>
+              <w:spacing w:after="40" w:before="40"/>
+            </w:pPr>
             <w:r/>
             <w:r>
               <w:rPr>
@@ -4053,12 +4771,19 @@
         </w:tc>
       </w:tr>
       <w:tr>
+        <w:trPr>
+          <w:cantSplit/>
+        </w:trPr>
         <w:tc>
           <w:tcPr>
             <w:tcW w:type="dxa" w:w="4824"/>
             <w:shd w:val="clear" w:color="auto" w:fill="EDEFF3"/>
           </w:tcPr>
           <w:p>
+            <w:pPr>
+              <w:keepNext/>
+              <w:spacing w:after="40" w:before="40"/>
+            </w:pPr>
             <w:r/>
             <w:r>
               <w:rPr>
@@ -4074,6 +4799,10 @@
             <w:tcW w:type="dxa" w:w="4824"/>
           </w:tcPr>
           <w:p>
+            <w:pPr>
+              <w:keepNext/>
+              <w:spacing w:after="40" w:before="40"/>
+            </w:pPr>
             <w:r/>
             <w:r>
               <w:rPr>
@@ -4085,12 +4814,19 @@
         </w:tc>
       </w:tr>
       <w:tr>
+        <w:trPr>
+          <w:cantSplit/>
+        </w:trPr>
         <w:tc>
           <w:tcPr>
             <w:tcW w:type="dxa" w:w="4824"/>
             <w:shd w:val="clear" w:color="auto" w:fill="EDEFF3"/>
           </w:tcPr>
           <w:p>
+            <w:pPr>
+              <w:keepNext/>
+              <w:spacing w:after="40" w:before="40"/>
+            </w:pPr>
             <w:r/>
             <w:r>
               <w:rPr>
@@ -4106,6 +4842,10 @@
             <w:tcW w:type="dxa" w:w="4824"/>
           </w:tcPr>
           <w:p>
+            <w:pPr>
+              <w:keepNext/>
+              <w:spacing w:after="40" w:before="40"/>
+            </w:pPr>
             <w:r/>
             <w:r>
               <w:rPr>
@@ -4117,12 +4857,19 @@
         </w:tc>
       </w:tr>
       <w:tr>
+        <w:trPr>
+          <w:cantSplit/>
+        </w:trPr>
         <w:tc>
           <w:tcPr>
             <w:tcW w:type="dxa" w:w="4824"/>
             <w:shd w:val="clear" w:color="auto" w:fill="EDEFF3"/>
           </w:tcPr>
           <w:p>
+            <w:pPr>
+              <w:keepNext/>
+              <w:spacing w:after="40" w:before="40"/>
+            </w:pPr>
             <w:r/>
             <w:r>
               <w:rPr>
@@ -4138,6 +4885,10 @@
             <w:tcW w:type="dxa" w:w="4824"/>
           </w:tcPr>
           <w:p>
+            <w:pPr>
+              <w:keepNext/>
+              <w:spacing w:after="40" w:before="40"/>
+            </w:pPr>
             <w:r/>
             <w:r>
               <w:rPr>
@@ -4149,12 +4900,19 @@
         </w:tc>
       </w:tr>
       <w:tr>
+        <w:trPr>
+          <w:cantSplit/>
+        </w:trPr>
         <w:tc>
           <w:tcPr>
             <w:tcW w:type="dxa" w:w="4824"/>
             <w:shd w:val="clear" w:color="auto" w:fill="EDEFF3"/>
           </w:tcPr>
           <w:p>
+            <w:pPr>
+              <w:keepNext/>
+              <w:spacing w:after="40" w:before="40"/>
+            </w:pPr>
             <w:r/>
             <w:r>
               <w:rPr>
@@ -4170,6 +4928,10 @@
             <w:tcW w:type="dxa" w:w="4824"/>
           </w:tcPr>
           <w:p>
+            <w:pPr>
+              <w:keepNext/>
+              <w:spacing w:after="40" w:before="40"/>
+            </w:pPr>
             <w:r/>
             <w:r>
               <w:rPr>
@@ -4181,12 +4943,19 @@
         </w:tc>
       </w:tr>
       <w:tr>
+        <w:trPr>
+          <w:cantSplit/>
+        </w:trPr>
         <w:tc>
           <w:tcPr>
             <w:tcW w:type="dxa" w:w="4824"/>
             <w:shd w:val="clear" w:color="auto" w:fill="EDEFF3"/>
           </w:tcPr>
           <w:p>
+            <w:pPr>
+              <w:keepNext/>
+              <w:spacing w:after="40" w:before="40"/>
+            </w:pPr>
             <w:r/>
             <w:r>
               <w:rPr>
@@ -4202,6 +4971,10 @@
             <w:tcW w:type="dxa" w:w="4824"/>
           </w:tcPr>
           <w:p>
+            <w:pPr>
+              <w:keepNext/>
+              <w:spacing w:after="40" w:before="40"/>
+            </w:pPr>
             <w:r/>
             <w:r>
               <w:rPr>
@@ -4213,12 +4986,19 @@
         </w:tc>
       </w:tr>
       <w:tr>
+        <w:trPr>
+          <w:cantSplit/>
+        </w:trPr>
         <w:tc>
           <w:tcPr>
             <w:tcW w:type="dxa" w:w="4824"/>
             <w:shd w:val="clear" w:color="auto" w:fill="EDEFF3"/>
           </w:tcPr>
           <w:p>
+            <w:pPr>
+              <w:keepNext w:val="0"/>
+              <w:spacing w:after="40" w:before="40"/>
+            </w:pPr>
             <w:r/>
             <w:r>
               <w:rPr>
@@ -4234,6 +5014,10 @@
             <w:tcW w:type="dxa" w:w="4824"/>
           </w:tcPr>
           <w:p>
+            <w:pPr>
+              <w:keepNext w:val="0"/>
+              <w:spacing w:after="40" w:before="40"/>
+            </w:pPr>
             <w:r/>
             <w:r>
               <w:rPr>
@@ -4245,7 +5029,6 @@
         </w:tc>
       </w:tr>
     </w:tbl>
-    <w:p/>
     <w:p>
       <w:r>
         <w:rPr/>
@@ -4255,6 +5038,8 @@
     <w:p>
       <w:pPr>
         <w:pStyle w:val="Heading1"/>
+        <w:keepNext/>
+        <w:pageBreakBefore w:val="0"/>
       </w:pPr>
       <w:r>
         <w:t>해결되지 않을 때</w:t>
@@ -4263,6 +5048,7 @@
     <w:p>
       <w:pPr>
         <w:pStyle w:val="Heading2"/>
+        <w:keepNext/>
       </w:pPr>
       <w:r>
         <w:t>2) 긴급도별 처리 목표</w:t>
@@ -4280,12 +5066,20 @@
         <w:gridCol w:w="3216"/>
       </w:tblGrid>
       <w:tr>
+        <w:trPr>
+          <w:cantSplit/>
+          <w:tblHeader/>
+        </w:trPr>
         <w:tc>
           <w:tcPr>
             <w:tcW w:type="dxa" w:w="3216"/>
             <w:shd w:val="clear" w:color="auto" w:fill="1F3A5F"/>
           </w:tcPr>
           <w:p>
+            <w:pPr>
+              <w:keepNext/>
+              <w:spacing w:after="40" w:before="40"/>
+            </w:pPr>
             <w:r/>
             <w:r>
               <w:rPr>
@@ -4303,6 +5097,10 @@
             <w:shd w:val="clear" w:color="auto" w:fill="1F3A5F"/>
           </w:tcPr>
           <w:p>
+            <w:pPr>
+              <w:keepNext/>
+              <w:spacing w:after="40" w:before="40"/>
+            </w:pPr>
             <w:r/>
             <w:r>
               <w:rPr>
@@ -4320,6 +5118,10 @@
             <w:shd w:val="clear" w:color="auto" w:fill="1F3A5F"/>
           </w:tcPr>
           <w:p>
+            <w:pPr>
+              <w:keepNext/>
+              <w:spacing w:after="40" w:before="40"/>
+            </w:pPr>
             <w:r/>
             <w:r>
               <w:rPr>
@@ -4333,12 +5135,19 @@
         </w:tc>
       </w:tr>
       <w:tr>
+        <w:trPr>
+          <w:cantSplit/>
+        </w:trPr>
         <w:tc>
           <w:tcPr>
             <w:tcW w:type="dxa" w:w="3216"/>
             <w:shd w:val="clear" w:color="auto" w:fill="EDEFF3"/>
           </w:tcPr>
           <w:p>
+            <w:pPr>
+              <w:keepNext/>
+              <w:spacing w:after="40" w:before="40"/>
+            </w:pPr>
             <w:r/>
             <w:r>
               <w:rPr>
@@ -4354,6 +5163,10 @@
             <w:tcW w:type="dxa" w:w="3216"/>
           </w:tcPr>
           <w:p>
+            <w:pPr>
+              <w:keepNext/>
+              <w:spacing w:after="40" w:before="40"/>
+            </w:pPr>
             <w:r/>
             <w:r>
               <w:rPr>
@@ -4368,6 +5181,10 @@
             <w:tcW w:type="dxa" w:w="3216"/>
           </w:tcPr>
           <w:p>
+            <w:pPr>
+              <w:keepNext/>
+              <w:spacing w:after="40" w:before="40"/>
+            </w:pPr>
             <w:r/>
             <w:r>
               <w:rPr>
@@ -4379,12 +5196,19 @@
         </w:tc>
       </w:tr>
       <w:tr>
+        <w:trPr>
+          <w:cantSplit/>
+        </w:trPr>
         <w:tc>
           <w:tcPr>
             <w:tcW w:type="dxa" w:w="3216"/>
             <w:shd w:val="clear" w:color="auto" w:fill="EDEFF3"/>
           </w:tcPr>
           <w:p>
+            <w:pPr>
+              <w:keepNext/>
+              <w:spacing w:after="40" w:before="40"/>
+            </w:pPr>
             <w:r/>
             <w:r>
               <w:rPr>
@@ -4400,6 +5224,10 @@
             <w:tcW w:type="dxa" w:w="3216"/>
           </w:tcPr>
           <w:p>
+            <w:pPr>
+              <w:keepNext/>
+              <w:spacing w:after="40" w:before="40"/>
+            </w:pPr>
             <w:r/>
             <w:r>
               <w:rPr>
@@ -4414,6 +5242,10 @@
             <w:tcW w:type="dxa" w:w="3216"/>
           </w:tcPr>
           <w:p>
+            <w:pPr>
+              <w:keepNext/>
+              <w:spacing w:after="40" w:before="40"/>
+            </w:pPr>
             <w:r/>
             <w:r>
               <w:rPr>
@@ -4425,12 +5257,19 @@
         </w:tc>
       </w:tr>
       <w:tr>
+        <w:trPr>
+          <w:cantSplit/>
+        </w:trPr>
         <w:tc>
           <w:tcPr>
             <w:tcW w:type="dxa" w:w="3216"/>
             <w:shd w:val="clear" w:color="auto" w:fill="EDEFF3"/>
           </w:tcPr>
           <w:p>
+            <w:pPr>
+              <w:keepNext/>
+              <w:spacing w:after="40" w:before="40"/>
+            </w:pPr>
             <w:r/>
             <w:r>
               <w:rPr>
@@ -4446,6 +5285,10 @@
             <w:tcW w:type="dxa" w:w="3216"/>
           </w:tcPr>
           <w:p>
+            <w:pPr>
+              <w:keepNext/>
+              <w:spacing w:after="40" w:before="40"/>
+            </w:pPr>
             <w:r/>
             <w:r>
               <w:rPr>
@@ -4460,6 +5303,10 @@
             <w:tcW w:type="dxa" w:w="3216"/>
           </w:tcPr>
           <w:p>
+            <w:pPr>
+              <w:keepNext/>
+              <w:spacing w:after="40" w:before="40"/>
+            </w:pPr>
             <w:r/>
             <w:r>
               <w:rPr>
@@ -4471,12 +5318,19 @@
         </w:tc>
       </w:tr>
       <w:tr>
+        <w:trPr>
+          <w:cantSplit/>
+        </w:trPr>
         <w:tc>
           <w:tcPr>
             <w:tcW w:type="dxa" w:w="3216"/>
             <w:shd w:val="clear" w:color="auto" w:fill="EDEFF3"/>
           </w:tcPr>
           <w:p>
+            <w:pPr>
+              <w:keepNext w:val="0"/>
+              <w:spacing w:after="40" w:before="40"/>
+            </w:pPr>
             <w:r/>
             <w:r>
               <w:rPr>
@@ -4492,6 +5346,10 @@
             <w:tcW w:type="dxa" w:w="3216"/>
           </w:tcPr>
           <w:p>
+            <w:pPr>
+              <w:keepNext w:val="0"/>
+              <w:spacing w:after="40" w:before="40"/>
+            </w:pPr>
             <w:r/>
             <w:r>
               <w:rPr>
@@ -4506,6 +5364,10 @@
             <w:tcW w:type="dxa" w:w="3216"/>
           </w:tcPr>
           <w:p>
+            <w:pPr>
+              <w:keepNext w:val="0"/>
+              <w:spacing w:after="40" w:before="40"/>
+            </w:pPr>
             <w:r/>
             <w:r>
               <w:rPr>
@@ -4517,7 +5379,6 @@
         </w:tc>
       </w:tr>
     </w:tbl>
-    <w:p/>
     <w:p>
       <w:r>
         <w:rPr/>
@@ -4533,6 +5394,8 @@
     <w:p>
       <w:pPr>
         <w:pStyle w:val="Heading1"/>
+        <w:keepNext/>
+        <w:pageBreakBefore w:val="0"/>
       </w:pPr>
       <w:r>
         <w:t>(참고) 문의 방법</w:t>
@@ -4541,6 +5404,7 @@
     <w:p>
       <w:pPr>
         <w:pStyle w:val="Heading2"/>
+        <w:keepNext/>
       </w:pPr>
       <w:r>
         <w:t>■ 모든 IT 문의는 ITssue 챗봇으로 접수</w:t>
@@ -4558,12 +5422,20 @@
         <w:gridCol w:w="3216"/>
       </w:tblGrid>
       <w:tr>
+        <w:trPr>
+          <w:cantSplit/>
+          <w:tblHeader/>
+        </w:trPr>
         <w:tc>
           <w:tcPr>
             <w:tcW w:type="dxa" w:w="3216"/>
             <w:shd w:val="clear" w:color="auto" w:fill="1F3A5F"/>
           </w:tcPr>
           <w:p>
+            <w:pPr>
+              <w:keepNext/>
+              <w:spacing w:after="40" w:before="40"/>
+            </w:pPr>
             <w:r/>
             <w:r>
               <w:rPr>
@@ -4581,6 +5453,10 @@
             <w:shd w:val="clear" w:color="auto" w:fill="1F3A5F"/>
           </w:tcPr>
           <w:p>
+            <w:pPr>
+              <w:keepNext/>
+              <w:spacing w:after="40" w:before="40"/>
+            </w:pPr>
             <w:r/>
             <w:r>
               <w:rPr>
@@ -4598,6 +5474,10 @@
             <w:shd w:val="clear" w:color="auto" w:fill="1F3A5F"/>
           </w:tcPr>
           <w:p>
+            <w:pPr>
+              <w:keepNext/>
+              <w:spacing w:after="40" w:before="40"/>
+            </w:pPr>
             <w:r/>
             <w:r>
               <w:rPr>
@@ -4611,12 +5491,19 @@
         </w:tc>
       </w:tr>
       <w:tr>
+        <w:trPr>
+          <w:cantSplit/>
+        </w:trPr>
         <w:tc>
           <w:tcPr>
             <w:tcW w:type="dxa" w:w="3216"/>
             <w:shd w:val="clear" w:color="auto" w:fill="EDEFF3"/>
           </w:tcPr>
           <w:p>
+            <w:pPr>
+              <w:keepNext/>
+              <w:spacing w:after="40" w:before="40"/>
+            </w:pPr>
             <w:r/>
             <w:r>
               <w:rPr>
@@ -4632,6 +5519,10 @@
             <w:tcW w:type="dxa" w:w="3216"/>
           </w:tcPr>
           <w:p>
+            <w:pPr>
+              <w:keepNext/>
+              <w:spacing w:after="40" w:before="40"/>
+            </w:pPr>
             <w:r/>
             <w:r>
               <w:rPr>
@@ -4646,6 +5537,10 @@
             <w:tcW w:type="dxa" w:w="3216"/>
           </w:tcPr>
           <w:p>
+            <w:pPr>
+              <w:keepNext/>
+              <w:spacing w:after="40" w:before="40"/>
+            </w:pPr>
             <w:r/>
             <w:r>
               <w:rPr>
@@ -4657,12 +5552,19 @@
         </w:tc>
       </w:tr>
       <w:tr>
+        <w:trPr>
+          <w:cantSplit/>
+        </w:trPr>
         <w:tc>
           <w:tcPr>
             <w:tcW w:type="dxa" w:w="3216"/>
             <w:shd w:val="clear" w:color="auto" w:fill="EDEFF3"/>
           </w:tcPr>
           <w:p>
+            <w:pPr>
+              <w:keepNext/>
+              <w:spacing w:after="40" w:before="40"/>
+            </w:pPr>
             <w:r/>
             <w:r>
               <w:rPr>
@@ -4678,6 +5580,10 @@
             <w:tcW w:type="dxa" w:w="3216"/>
           </w:tcPr>
           <w:p>
+            <w:pPr>
+              <w:keepNext/>
+              <w:spacing w:after="40" w:before="40"/>
+            </w:pPr>
             <w:r/>
             <w:r>
               <w:rPr>
@@ -4692,6 +5598,10 @@
             <w:tcW w:type="dxa" w:w="3216"/>
           </w:tcPr>
           <w:p>
+            <w:pPr>
+              <w:keepNext/>
+              <w:spacing w:after="40" w:before="40"/>
+            </w:pPr>
             <w:r/>
             <w:r>
               <w:rPr>
@@ -4703,12 +5613,19 @@
         </w:tc>
       </w:tr>
       <w:tr>
+        <w:trPr>
+          <w:cantSplit/>
+        </w:trPr>
         <w:tc>
           <w:tcPr>
             <w:tcW w:type="dxa" w:w="3216"/>
             <w:shd w:val="clear" w:color="auto" w:fill="EDEFF3"/>
           </w:tcPr>
           <w:p>
+            <w:pPr>
+              <w:keepNext/>
+              <w:spacing w:after="40" w:before="40"/>
+            </w:pPr>
             <w:r/>
             <w:r>
               <w:rPr>
@@ -4724,6 +5641,10 @@
             <w:tcW w:type="dxa" w:w="3216"/>
           </w:tcPr>
           <w:p>
+            <w:pPr>
+              <w:keepNext/>
+              <w:spacing w:after="40" w:before="40"/>
+            </w:pPr>
             <w:r/>
             <w:r>
               <w:rPr>
@@ -4738,6 +5659,10 @@
             <w:tcW w:type="dxa" w:w="3216"/>
           </w:tcPr>
           <w:p>
+            <w:pPr>
+              <w:keepNext/>
+              <w:spacing w:after="40" w:before="40"/>
+            </w:pPr>
             <w:r/>
             <w:r>
               <w:rPr>
@@ -4749,12 +5674,19 @@
         </w:tc>
       </w:tr>
       <w:tr>
+        <w:trPr>
+          <w:cantSplit/>
+        </w:trPr>
         <w:tc>
           <w:tcPr>
             <w:tcW w:type="dxa" w:w="3216"/>
             <w:shd w:val="clear" w:color="auto" w:fill="EDEFF3"/>
           </w:tcPr>
           <w:p>
+            <w:pPr>
+              <w:keepNext w:val="0"/>
+              <w:spacing w:after="40" w:before="40"/>
+            </w:pPr>
             <w:r/>
             <w:r>
               <w:rPr>
@@ -4770,6 +5702,10 @@
             <w:tcW w:type="dxa" w:w="3216"/>
           </w:tcPr>
           <w:p>
+            <w:pPr>
+              <w:keepNext w:val="0"/>
+              <w:spacing w:after="40" w:before="40"/>
+            </w:pPr>
             <w:r/>
             <w:r>
               <w:rPr>
@@ -4784,6 +5720,10 @@
             <w:tcW w:type="dxa" w:w="3216"/>
           </w:tcPr>
           <w:p>
+            <w:pPr>
+              <w:keepNext w:val="0"/>
+              <w:spacing w:after="40" w:before="40"/>
+            </w:pPr>
             <w:r/>
             <w:r>
               <w:rPr>
@@ -4795,10 +5735,11 @@
         </w:tc>
       </w:tr>
     </w:tbl>
-    <w:p/>
     <w:p>
       <w:pPr>
         <w:pStyle w:val="Heading1"/>
+        <w:keepNext/>
+        <w:pageBreakBefore w:val="0"/>
       </w:pPr>
       <w:r>
         <w:t>(참고) 가상 설정 안내</w:t>
